--- a/docx_resources/Вечірня-Утреня/В,У - Квітна Тріодь/pascha-1/1-3-ВУ.docx
+++ b/docx_resources/Вечірня-Утреня/В,У - Квітна Тріодь/pascha-1/1-3-ВУ.docx
@@ -1333,6 +1333,7 @@
         <w:rPr>
           <w:rFonts w:ascii="Times New Roman" w:hAnsi="Times New Roman"/>
           <w:sz w:val="24"/>
+          <w:szCs w:val="24"/>
         </w:rPr>
         <w:t>Заступи, спаси, помилуй і охорони нас, Боже, Твоєю благодаттю</w:t>
       </w:r>
@@ -1443,6 +1444,7 @@
           <w:i/>
           <w:color w:val="FF4400"/>
           <w:sz w:val="24"/>
+          <w:szCs w:val="24"/>
         </w:rPr>
         <w:t>Священник:</w:t>
       </w:r>
@@ -1450,6 +1452,7 @@
         <w:rPr>
           <w:rFonts w:ascii="Times New Roman" w:hAnsi="Times New Roman"/>
           <w:sz w:val="24"/>
+          <w:szCs w:val="24"/>
         </w:rPr>
         <w:t xml:space="preserve"> Бо Тобі належить усяка слава, честь і поклоніння, Отцю, і Сину, і Святому Духові, нині, і повсякчас, і на віки віків.</w:t>
       </w:r>
@@ -1563,6 +1566,7 @@
           <w:b/>
           <w:color w:val="000000"/>
           <w:sz w:val="24"/>
+          <w:szCs w:val="24"/>
         </w:rPr>
         <w:t>Го́споди, взива́ю я до Те́бе, ви́слухай мене́.* Ви́слухай мене́, Го́споди.* Го́споди, взива́ю я до Те́бе, ви́слухай мене́.* Почу́й го́лос молі́ння мого́,* коли́ взива́ю до Те́бе.* Ви́слухай мене́, Го́споди.</w:t>
       </w:r>
@@ -1577,6 +1581,7 @@
           <w:b/>
           <w:color w:val="000000"/>
           <w:sz w:val="24"/>
+          <w:szCs w:val="24"/>
         </w:rPr>
         <w:t>Неха́й піднесе́ться моли́тва моя́,* мов кади́ло пе́ред Тобо́ю;* підно́шення рук мої́х,* як же́ртва вечі́рня.* Ви́слухай мене́, Го́споди.</w:t>
       </w:r>
@@ -1588,8 +1593,9 @@
       </w:pPr>
       <w:r>
         <w:rPr>
-          <w:rFonts w:ascii="Times New Roman" w:hAnsi="Times New Roman"/>
-          <w:sz w:val="24"/>
+          <w:rFonts w:ascii="Times New Roman" w:eastAsia="Arial Unicode MS" w:hAnsi="Times New Roman" w:cs="Arial Unicode MS"/>
+          <w:sz w:val="24"/>
+          <w:szCs w:val="24"/>
         </w:rPr>
         <w:t>Поста́в, Го́споди, мої́м уста́м сторо́жу;* до двере́й губ мої́х − ва́рту!</w:t>
       </w:r>
@@ -1603,6 +1609,7 @@
         <w:rPr>
           <w:rFonts w:ascii="Times New Roman" w:hAnsi="Times New Roman"/>
           <w:sz w:val="24"/>
+          <w:szCs w:val="24"/>
         </w:rPr>
         <w:t>Не дай схили́тися се́рцеві моє́му* до чо́гось зло́го.</w:t>
       </w:r>
@@ -1616,6 +1623,7 @@
         <w:rPr>
           <w:rFonts w:ascii="Times New Roman" w:hAnsi="Times New Roman"/>
           <w:sz w:val="24"/>
+          <w:szCs w:val="24"/>
         </w:rPr>
         <w:t>Ані чини́ти лихі́ вчи́нки з людьми́, що тво́рять беззако́ння,* – ні ла́сощів ї́хніх я не хо́чу ї́сти.</w:t>
       </w:r>
@@ -1629,6 +1637,7 @@
         <w:rPr>
           <w:rFonts w:ascii="Times New Roman" w:hAnsi="Times New Roman"/>
           <w:sz w:val="24"/>
+          <w:szCs w:val="24"/>
         </w:rPr>
         <w:t>Неха́й пра́ведник по-до́брому б’є мене́ й виправля́є,* а олі́я грі́шного неха́й не нама́стить голови́ моє́ї.</w:t>
       </w:r>
@@ -1642,26 +1651,21 @@
         <w:rPr>
           <w:rFonts w:ascii="Times New Roman" w:hAnsi="Times New Roman"/>
           <w:sz w:val="24"/>
-        </w:rPr>
-        <w:t>Я все-таки́ моли́тимусь,* незважа́ючи на ї́хн</w:t>
-      </w:r>
-      <w:r>
-        <w:rPr>
-          <w:rFonts w:ascii="Times New Roman" w:hAnsi="Times New Roman"/>
-          <w:sz w:val="24"/>
-        </w:rPr>
-        <w:t>і злі вчи́нки.</w:t>
-      </w:r>
-    </w:p>
-    <w:p>
-      <w:pPr>
-        <w:spacing w:after="120"/>
-        <w:jc w:val="both"/>
-      </w:pPr>
-      <w:r>
-        <w:rPr>
-          <w:rFonts w:ascii="Times New Roman" w:hAnsi="Times New Roman"/>
-          <w:sz w:val="24"/>
+          <w:szCs w:val="24"/>
+        </w:rPr>
+        <w:t>Я все-таки́ моли́тимусь,* незважа́ючи на ї́хні злі вчи́нки.</w:t>
+      </w:r>
+    </w:p>
+    <w:p>
+      <w:pPr>
+        <w:spacing w:after="120"/>
+        <w:jc w:val="both"/>
+      </w:pPr>
+      <w:r>
+        <w:rPr>
+          <w:rFonts w:ascii="Times New Roman" w:hAnsi="Times New Roman"/>
+          <w:sz w:val="24"/>
+          <w:szCs w:val="24"/>
         </w:rPr>
         <w:t>Якщо́ су́ддів ї́хніх ски́нуть в уще́лини ске́лі,* то почу́ють, що слова́ мої́ лю́бі.</w:t>
       </w:r>
@@ -1675,6 +1679,7 @@
         <w:rPr>
           <w:rFonts w:ascii="Times New Roman" w:hAnsi="Times New Roman"/>
           <w:sz w:val="24"/>
+          <w:szCs w:val="24"/>
         </w:rPr>
         <w:t>Немо́вби хтось розби́в і розри́в зе́млю,* розки́дано ї́хні ко́сті пе́ред а́дом.</w:t>
       </w:r>
@@ -1688,26 +1693,21 @@
         <w:rPr>
           <w:rFonts w:ascii="Times New Roman" w:hAnsi="Times New Roman"/>
           <w:sz w:val="24"/>
-        </w:rPr>
-        <w:t>Бо до Те́бе, Го́споди, мій Бо́же, мої́ о́чі;* до Те́бе прибіга́ю, не губи́ д</w:t>
-      </w:r>
-      <w:r>
-        <w:rPr>
-          <w:rFonts w:ascii="Times New Roman" w:hAnsi="Times New Roman"/>
-          <w:sz w:val="24"/>
-        </w:rPr>
-        <w:t>уші́ моє́ї.</w:t>
-      </w:r>
-    </w:p>
-    <w:p>
-      <w:pPr>
-        <w:spacing w:after="120"/>
-        <w:jc w:val="both"/>
-      </w:pPr>
-      <w:r>
-        <w:rPr>
-          <w:rFonts w:ascii="Times New Roman" w:hAnsi="Times New Roman"/>
-          <w:sz w:val="24"/>
+          <w:szCs w:val="24"/>
+        </w:rPr>
+        <w:t>Бо до Те́бе, Го́споди, мій Бо́же, мої́ о́чі;* до Те́бе прибіга́ю, не губи́ душі́ моє́ї.</w:t>
+      </w:r>
+    </w:p>
+    <w:p>
+      <w:pPr>
+        <w:spacing w:after="120"/>
+        <w:jc w:val="both"/>
+      </w:pPr>
+      <w:r>
+        <w:rPr>
+          <w:rFonts w:ascii="Times New Roman" w:hAnsi="Times New Roman"/>
+          <w:sz w:val="24"/>
+          <w:szCs w:val="24"/>
         </w:rPr>
         <w:t>Збережи́ мене́ від пе́тлі, що її́ наста́вили на ме́не,* і від сильця́ тих, що тво́рять беззако́ння.</w:t>
       </w:r>
@@ -1721,7 +1721,9 @@
         <w:rPr>
           <w:rFonts w:ascii="Times New Roman" w:hAnsi="Times New Roman"/>
           <w:sz w:val="24"/>
-        </w:rPr>
+          <w:szCs w:val="24"/>
+        </w:rPr>
+        <w:lastRenderedPageBreak/>
         <w:t>Неха́й грі́шники впаду́ть у вла́сні сі́ті всі ра́зом,* а я пройду́ безпе́чно.</w:t>
       </w:r>
     </w:p>
@@ -1737,6 +1739,7 @@
           <w:i/>
           <w:color w:val="FF0000"/>
           <w:sz w:val="24"/>
+          <w:szCs w:val="24"/>
         </w:rPr>
         <w:t>Псалом 141</w:t>
       </w:r>
@@ -1750,26 +1753,21 @@
         <w:rPr>
           <w:rFonts w:ascii="Times New Roman" w:hAnsi="Times New Roman"/>
           <w:sz w:val="24"/>
-        </w:rPr>
-        <w:t>Я го́лосом мої́м до Го́спода взива́ю,* я го́лосом мої́м</w:t>
-      </w:r>
-      <w:r>
-        <w:rPr>
-          <w:rFonts w:ascii="Times New Roman" w:hAnsi="Times New Roman"/>
-          <w:sz w:val="24"/>
-        </w:rPr>
-        <w:t xml:space="preserve"> до Го́спода молю́ся.</w:t>
-      </w:r>
-    </w:p>
-    <w:p>
-      <w:pPr>
-        <w:spacing w:after="120"/>
-        <w:jc w:val="both"/>
-      </w:pPr>
-      <w:r>
-        <w:rPr>
-          <w:rFonts w:ascii="Times New Roman" w:hAnsi="Times New Roman"/>
-          <w:sz w:val="24"/>
+          <w:szCs w:val="24"/>
+        </w:rPr>
+        <w:t>Я го́лосом мої́м до Го́спода взива́ю,* я го́лосом мої́м до Го́спода молю́ся.</w:t>
+      </w:r>
+    </w:p>
+    <w:p>
+      <w:pPr>
+        <w:spacing w:after="120"/>
+        <w:jc w:val="both"/>
+      </w:pPr>
+      <w:r>
+        <w:rPr>
+          <w:rFonts w:ascii="Times New Roman" w:hAnsi="Times New Roman"/>
+          <w:sz w:val="24"/>
+          <w:szCs w:val="24"/>
         </w:rPr>
         <w:t>Ска́ргу мою́ пе́ред Ним вилива́ю,* мою́ скру́ту Йому́ я виявля́ю.</w:t>
       </w:r>
@@ -1783,6 +1781,7 @@
         <w:rPr>
           <w:rFonts w:ascii="Times New Roman" w:hAnsi="Times New Roman"/>
           <w:sz w:val="24"/>
+          <w:szCs w:val="24"/>
         </w:rPr>
         <w:t>Коли́ триво́житься в мені́ дух мій, Ти знає́ш мою́ сте́жку.* На доро́зі, де я ступа́ю, та́йно розста́вили сильце́ на ме́не.</w:t>
       </w:r>
@@ -1796,26 +1795,21 @@
         <w:rPr>
           <w:rFonts w:ascii="Times New Roman" w:hAnsi="Times New Roman"/>
           <w:sz w:val="24"/>
-        </w:rPr>
-        <w:t>Погля́нь право́руч і подиви́ся:* нема́ ніко́</w:t>
-      </w:r>
-      <w:r>
-        <w:rPr>
-          <w:rFonts w:ascii="Times New Roman" w:hAnsi="Times New Roman"/>
-          <w:sz w:val="24"/>
-        </w:rPr>
-        <w:t>го, хто дбав би за ме́не.</w:t>
-      </w:r>
-    </w:p>
-    <w:p>
-      <w:pPr>
-        <w:spacing w:after="120"/>
-        <w:jc w:val="both"/>
-      </w:pPr>
-      <w:r>
-        <w:rPr>
-          <w:rFonts w:ascii="Times New Roman" w:hAnsi="Times New Roman"/>
-          <w:sz w:val="24"/>
+          <w:szCs w:val="24"/>
+        </w:rPr>
+        <w:t>Погля́нь право́руч і подиви́ся:* нема́ ніко́го, хто дбав би за ме́не.</w:t>
+      </w:r>
+    </w:p>
+    <w:p>
+      <w:pPr>
+        <w:spacing w:after="120"/>
+        <w:jc w:val="both"/>
+      </w:pPr>
+      <w:r>
+        <w:rPr>
+          <w:rFonts w:ascii="Times New Roman" w:hAnsi="Times New Roman"/>
+          <w:sz w:val="24"/>
+          <w:szCs w:val="24"/>
         </w:rPr>
         <w:t>Нема́ куди́ мені́ втіка́ти,* нема́ ніко́го, хто піклува́вся би мно́ю.</w:t>
       </w:r>
@@ -1827,8 +1821,9 @@
       </w:pPr>
       <w:r>
         <w:rPr>
-          <w:rFonts w:ascii="Times New Roman" w:hAnsi="Times New Roman"/>
-          <w:sz w:val="24"/>
+          <w:rFonts w:ascii="Times New Roman" w:eastAsia="Arial Unicode MS" w:hAnsi="Times New Roman" w:cs="Arial Unicode MS"/>
+          <w:sz w:val="24"/>
+          <w:szCs w:val="24"/>
         </w:rPr>
         <w:t>До Те́бе, Го́споди, взива́ю й кажу́:* Ти моє́ прибі́жище, в землі́ живи́х Ти − моя́ до́ля!</w:t>
       </w:r>
@@ -1842,6 +1837,7 @@
         <w:rPr>
           <w:rFonts w:ascii="Times New Roman" w:hAnsi="Times New Roman"/>
           <w:sz w:val="24"/>
+          <w:szCs w:val="24"/>
         </w:rPr>
         <w:t>Зверни́ ува́гу на моє́ блага́ння,* бо я ве́льми неща́сний.</w:t>
       </w:r>
@@ -1855,6 +1851,7 @@
         <w:rPr>
           <w:rFonts w:ascii="Times New Roman" w:hAnsi="Times New Roman"/>
           <w:sz w:val="24"/>
+          <w:szCs w:val="24"/>
         </w:rPr>
         <w:t>Спаси́ мене́ від гони́телів мої́х,* бо вони́ сильні́ші від ме́не.</w:t>
       </w:r>
@@ -1868,6 +1865,7 @@
         <w:rPr>
           <w:rFonts w:ascii="Times New Roman" w:hAnsi="Times New Roman"/>
           <w:sz w:val="24"/>
+          <w:szCs w:val="24"/>
         </w:rPr>
         <w:t>Ви́веди з в’язни́ці мою́ ду́шу,* щоб дя́кувати І́мені Твоє́му.</w:t>
       </w:r>
@@ -1881,6 +1879,7 @@
         <w:rPr>
           <w:rFonts w:ascii="Times New Roman" w:hAnsi="Times New Roman"/>
           <w:sz w:val="24"/>
+          <w:szCs w:val="24"/>
         </w:rPr>
         <w:t>Мене́ обсту́плять пра́ведники,* бо Ти добро́ мені́ вчи́ниш.</w:t>
       </w:r>
@@ -1917,6 +1916,7 @@
         <w:rPr>
           <w:rFonts w:ascii="Times New Roman" w:hAnsi="Times New Roman"/>
           <w:sz w:val="24"/>
+          <w:szCs w:val="24"/>
         </w:rPr>
         <w:t>З глиби́н взива́ю до Те́бе, Го́споди,* Го́споди, почу́й мій го́лос.</w:t>
       </w:r>
@@ -1930,6 +1930,7 @@
         <w:rPr>
           <w:rFonts w:ascii="Times New Roman" w:hAnsi="Times New Roman"/>
           <w:sz w:val="24"/>
+          <w:szCs w:val="24"/>
         </w:rPr>
         <w:t>Неха́й бу́дуть Твої́ ву́ха ува́жні,* до го́лосу бла́гання мого́.</w:t>
       </w:r>
@@ -2034,6 +2035,7 @@
           <w:i/>
           <w:color w:val="FF0000"/>
           <w:sz w:val="24"/>
+          <w:szCs w:val="24"/>
         </w:rPr>
         <w:t>Стих:</w:t>
       </w:r>
@@ -2042,13 +2044,15 @@
           <w:rFonts w:ascii="Times New Roman" w:hAnsi="Times New Roman"/>
           <w:i/>
           <w:sz w:val="24"/>
-        </w:rPr>
-        <w:t xml:space="preserve"> </w:t>
-      </w:r>
-      <w:r>
-        <w:rPr>
-          <w:rFonts w:ascii="Times New Roman" w:hAnsi="Times New Roman"/>
-          <w:sz w:val="24"/>
+          <w:szCs w:val="24"/>
+        </w:rPr>
+        <w:t xml:space="preserve"> </w:t>
+      </w:r>
+      <w:r>
+        <w:rPr>
+          <w:rFonts w:ascii="Times New Roman" w:hAnsi="Times New Roman"/>
+          <w:sz w:val="24"/>
+          <w:szCs w:val="24"/>
           <w:u w:val="single"/>
         </w:rPr>
         <w:t>За́для І́мени Твого́ наді́юсь на Те́бе, Го́споди, наді́ється душа́ моя́ на сло́во Твоє́;* наді́ється душа́ моя́ на Го́спода.</w:t>
@@ -2084,6 +2088,7 @@
           <w:i/>
           <w:color w:val="FF0000"/>
           <w:sz w:val="24"/>
+          <w:szCs w:val="24"/>
         </w:rPr>
         <w:t>Стих:</w:t>
       </w:r>
@@ -2092,13 +2097,15 @@
           <w:rFonts w:ascii="Times New Roman" w:hAnsi="Times New Roman"/>
           <w:i/>
           <w:sz w:val="24"/>
-        </w:rPr>
-        <w:t xml:space="preserve"> </w:t>
-      </w:r>
-      <w:r>
-        <w:rPr>
-          <w:rFonts w:ascii="Times New Roman" w:hAnsi="Times New Roman"/>
-          <w:sz w:val="24"/>
+          <w:szCs w:val="24"/>
+        </w:rPr>
+        <w:t xml:space="preserve"> </w:t>
+      </w:r>
+      <w:r>
+        <w:rPr>
+          <w:rFonts w:ascii="Times New Roman" w:hAnsi="Times New Roman"/>
+          <w:sz w:val="24"/>
+          <w:szCs w:val="24"/>
           <w:u w:val="single"/>
         </w:rPr>
         <w:t>Від ра́нньої сторо́жі до но́чі від ра́нньої сторо́жі* неха́й упова́є Ізра́їль на Го́спода.</w:t>
@@ -2134,6 +2141,7 @@
           <w:i/>
           <w:color w:val="FF0000"/>
           <w:sz w:val="24"/>
+          <w:szCs w:val="24"/>
         </w:rPr>
         <w:t>Стих:</w:t>
       </w:r>
@@ -2142,13 +2150,15 @@
           <w:rFonts w:ascii="Times New Roman" w:hAnsi="Times New Roman"/>
           <w:i/>
           <w:sz w:val="24"/>
-        </w:rPr>
-        <w:t xml:space="preserve"> </w:t>
-      </w:r>
-      <w:r>
-        <w:rPr>
-          <w:rFonts w:ascii="Times New Roman" w:hAnsi="Times New Roman"/>
-          <w:sz w:val="24"/>
+          <w:szCs w:val="24"/>
+        </w:rPr>
+        <w:t xml:space="preserve"> </w:t>
+      </w:r>
+      <w:r>
+        <w:rPr>
+          <w:rFonts w:ascii="Times New Roman" w:hAnsi="Times New Roman"/>
+          <w:sz w:val="24"/>
+          <w:szCs w:val="24"/>
           <w:u w:val="single"/>
         </w:rPr>
         <w:t>Бо в Го́спода ми́лість і відку́плення вели́ке в Ньо́го;* Він ви́зволить Ізра́їля від усьо́го беззако́ння його́.</w:t>
@@ -2207,6 +2217,7 @@
           <w:i/>
           <w:color w:val="FF0000"/>
           <w:sz w:val="24"/>
+          <w:szCs w:val="24"/>
         </w:rPr>
         <w:t>Стих:</w:t>
       </w:r>
@@ -2215,13 +2226,15 @@
           <w:rFonts w:ascii="Times New Roman" w:hAnsi="Times New Roman"/>
           <w:i/>
           <w:sz w:val="24"/>
-        </w:rPr>
-        <w:t xml:space="preserve"> </w:t>
-      </w:r>
-      <w:r>
-        <w:rPr>
-          <w:rFonts w:ascii="Times New Roman" w:hAnsi="Times New Roman"/>
-          <w:sz w:val="24"/>
+          <w:szCs w:val="24"/>
+        </w:rPr>
+        <w:t xml:space="preserve"> </w:t>
+      </w:r>
+      <w:r>
+        <w:rPr>
+          <w:rFonts w:ascii="Times New Roman" w:hAnsi="Times New Roman"/>
+          <w:sz w:val="24"/>
+          <w:szCs w:val="24"/>
           <w:u w:val="single"/>
         </w:rPr>
         <w:t>Хвалі́те Го́спода всі наро́ди!* Прославля́йте Його́ всі лю́ди!</w:t>
@@ -2257,6 +2270,7 @@
           <w:i/>
           <w:color w:val="FF0000"/>
           <w:sz w:val="24"/>
+          <w:szCs w:val="24"/>
         </w:rPr>
         <w:t>Стих:</w:t>
       </w:r>
@@ -2265,13 +2279,15 @@
           <w:rFonts w:ascii="Times New Roman" w:hAnsi="Times New Roman"/>
           <w:i/>
           <w:sz w:val="24"/>
-        </w:rPr>
-        <w:t xml:space="preserve"> </w:t>
-      </w:r>
-      <w:r>
-        <w:rPr>
-          <w:rFonts w:ascii="Times New Roman" w:hAnsi="Times New Roman"/>
-          <w:sz w:val="24"/>
+          <w:szCs w:val="24"/>
+        </w:rPr>
+        <w:t xml:space="preserve"> </w:t>
+      </w:r>
+      <w:r>
+        <w:rPr>
+          <w:rFonts w:ascii="Times New Roman" w:hAnsi="Times New Roman"/>
+          <w:sz w:val="24"/>
+          <w:szCs w:val="24"/>
           <w:u w:val="single"/>
         </w:rPr>
         <w:t>Вели́ке бо до нас Його́ милосе́рдя,* і ві́рність Го́спода пові́ки.</w:t>
@@ -2477,15 +2493,9 @@
         <w:rPr>
           <w:rFonts w:ascii="Times New Roman" w:hAnsi="Times New Roman"/>
           <w:sz w:val="24"/>
-        </w:rPr>
-        <w:t>Благий Людинолюбче Царю, що все благословляєш! Молимось Тобі наполегливо, серцем сокрушеним і духом смиренним:</w:t>
-      </w:r>
-      <w:r>
-        <w:rPr>
-          <w:rFonts w:ascii="Times New Roman" w:hAnsi="Times New Roman"/>
-          <w:sz w:val="24"/>
-        </w:rPr>
-        <w:t xml:space="preserve"> Благослови наші входи і виходи, Христе, істинний Боже наш. Бо прихід Твій і вознесіння, і пожиття з людьми завжди благословенне: нині і повсякчас, і на віки віків. Амінь.</w:t>
+          <w:szCs w:val="24"/>
+        </w:rPr>
+        <w:t>Благий Людинолюбче Царю, що все благословляєш! Молимось Тобі наполегливо, серцем сокрушеним і духом смиренним: Благослови наші входи і виходи, Христе, істинний Боже наш. Бо прихід Твій і вознесіння, і пожиття з людьми завжди благословенне: нині і повсякчас, і на віки віків. Амінь.</w:t>
       </w:r>
     </w:p>
     <w:p>
@@ -2597,6 +2607,7 @@
           <w:i/>
           <w:color w:val="FF0000"/>
           <w:sz w:val="24"/>
+          <w:szCs w:val="24"/>
         </w:rPr>
         <w:t>Вірні:</w:t>
       </w:r>
@@ -2605,13 +2616,15 @@
           <w:rFonts w:ascii="Times New Roman" w:hAnsi="Times New Roman"/>
           <w:color w:val="FF0000"/>
           <w:sz w:val="24"/>
-        </w:rPr>
-        <w:t xml:space="preserve"> </w:t>
-      </w:r>
-      <w:r>
-        <w:rPr>
-          <w:rFonts w:ascii="Times New Roman" w:hAnsi="Times New Roman"/>
-          <w:sz w:val="24"/>
+          <w:szCs w:val="24"/>
+        </w:rPr>
+        <w:t xml:space="preserve"> </w:t>
+      </w:r>
+      <w:r>
+        <w:rPr>
+          <w:rFonts w:ascii="Times New Roman" w:hAnsi="Times New Roman"/>
+          <w:sz w:val="24"/>
+          <w:szCs w:val="24"/>
         </w:rPr>
         <w:t>Сві́тло ти́хе свято́ї сла́ви безсме́ртного Отця́ небе́сного, свято́го, блаже́нного, Ісу́се Хри́сте, дожи́вши до за́ходу со́нця, ба́чивши сві́тло вечі́рнє, сла́вимо Отця́, і Си́на, і Свято́го Ду́ха – Бо́га. Досто́йно є повсякча́с прославля́ти Тебе́ голоса́ми побо́жними, Си́ну Бо́жий, що життя́ дає́ш усьому́ сві́ту, тому́ світ уве́сь сла́вить Тебе́.</w:t>
       </w:r>
@@ -3481,6 +3494,7 @@
           <w:i/>
           <w:color w:val="FF4400"/>
           <w:sz w:val="24"/>
+          <w:szCs w:val="24"/>
         </w:rPr>
         <w:t xml:space="preserve">Священник: </w:t>
       </w:r>
@@ -3488,6 +3502,7 @@
         <w:rPr>
           <w:rFonts w:ascii="Times New Roman" w:hAnsi="Times New Roman"/>
           <w:sz w:val="24"/>
+          <w:szCs w:val="24"/>
         </w:rPr>
         <w:t>Бо милостивий і людинолюбний Бог єси, і Тобі славу возсилаємо, Отцю, і Сину, і Святому Духові, нині, і повсякчас, і на віки віків.</w:t>
       </w:r>
@@ -3849,6 +3864,7 @@
         <w:rPr>
           <w:rFonts w:ascii="Times New Roman" w:hAnsi="Times New Roman"/>
           <w:sz w:val="24"/>
+          <w:szCs w:val="24"/>
         </w:rPr>
         <w:t>Заступи, спаси, помилуй і охорони нас, Боже, Твоєю благодаттю</w:t>
       </w:r>
@@ -4369,6 +4385,7 @@
           <w:i/>
           <w:color w:val="FF0000"/>
           <w:sz w:val="24"/>
+          <w:szCs w:val="24"/>
         </w:rPr>
         <w:t>Священник:</w:t>
       </w:r>
@@ -4377,14 +4394,16 @@
           <w:rFonts w:ascii="Times New Roman" w:hAnsi="Times New Roman"/>
           <w:color w:val="FF0000"/>
           <w:sz w:val="24"/>
-        </w:rPr>
-        <w:t xml:space="preserve"> </w:t>
-      </w:r>
-      <w:r>
-        <w:rPr>
-          <w:rFonts w:ascii="Times New Roman" w:hAnsi="Times New Roman"/>
-          <w:color w:val="000000"/>
-          <w:sz w:val="24"/>
+          <w:szCs w:val="24"/>
+        </w:rPr>
+        <w:t xml:space="preserve"> </w:t>
+      </w:r>
+      <w:r>
+        <w:rPr>
+          <w:rFonts w:ascii="Times New Roman" w:hAnsi="Times New Roman"/>
+          <w:color w:val="000000"/>
+          <w:sz w:val="24"/>
+          <w:szCs w:val="24"/>
         </w:rPr>
         <w:t>Бо Ти – Бог милости, ласк і людинолюбности, і Тобі славу віддаємо, Отцю, і Сину, і Святому Духові, нині, і повсякчас, і на віки віків.</w:t>
       </w:r>
@@ -4608,6 +4627,7 @@
           <w:i/>
           <w:color w:val="FF0000"/>
           <w:sz w:val="24"/>
+          <w:szCs w:val="24"/>
         </w:rPr>
         <w:t>Священник:</w:t>
       </w:r>
@@ -4616,14 +4636,16 @@
           <w:rFonts w:ascii="Times New Roman" w:hAnsi="Times New Roman"/>
           <w:color w:val="FF0000"/>
           <w:sz w:val="24"/>
-        </w:rPr>
-        <w:t xml:space="preserve"> </w:t>
-      </w:r>
-      <w:r>
-        <w:rPr>
-          <w:rFonts w:ascii="Times New Roman" w:hAnsi="Times New Roman"/>
-          <w:color w:val="000000"/>
-          <w:sz w:val="24"/>
+          <w:szCs w:val="24"/>
+        </w:rPr>
+        <w:t xml:space="preserve"> </w:t>
+      </w:r>
+      <w:r>
+        <w:rPr>
+          <w:rFonts w:ascii="Times New Roman" w:hAnsi="Times New Roman"/>
+          <w:color w:val="000000"/>
+          <w:sz w:val="24"/>
+          <w:szCs w:val="24"/>
         </w:rPr>
         <w:t>Нехай буде влада царства Твого благословенна і дуже прославлена: Отця, і Сина, і Святого Духа, нині і повсякчас, і на віки віків.</w:t>
       </w:r>
@@ -5140,6 +5162,39 @@
     </w:p>
     <w:p>
       <w:pPr>
+        <w:widowControl w:val="0"/>
+        <w:spacing w:after="120"/>
+        <w:jc w:val="both"/>
+        <w:rPr>
+          <w:rFonts w:ascii="Times New Roman" w:hAnsi="Times New Roman"/>
+          <w:b/>
+          <w:i/>
+          <w:color w:val="FF0000"/>
+          <w:sz w:val="24"/>
+          <w:szCs w:val="24"/>
+        </w:rPr>
+      </w:pPr>
+      <w:r>
+        <w:rPr>
+          <w:rFonts w:ascii="Times New Roman" w:hAnsi="Times New Roman"/>
+          <w:i/>
+          <w:color w:val="FF0000"/>
+          <w:sz w:val="24"/>
+          <w:szCs w:val="24"/>
+        </w:rPr>
+        <w:t xml:space="preserve">Диякон: </w:t>
+      </w:r>
+      <w:r>
+        <w:rPr>
+          <w:rFonts w:ascii="Times New Roman" w:hAnsi="Times New Roman"/>
+          <w:sz w:val="24"/>
+          <w:szCs w:val="24"/>
+        </w:rPr>
+        <w:t>Премудрість.</w:t>
+      </w:r>
+    </w:p>
+    <w:p>
+      <w:pPr>
         <w:spacing w:after="120"/>
         <w:jc w:val="both"/>
         <w:rPr>
@@ -5300,6 +5355,7 @@
           <w:i/>
           <w:color w:val="FF0000"/>
           <w:sz w:val="24"/>
+          <w:szCs w:val="24"/>
         </w:rPr>
         <w:t>Вірні:</w:t>
       </w:r>
@@ -5307,6 +5363,7 @@
         <w:rPr>
           <w:rFonts w:ascii="Times New Roman" w:hAnsi="Times New Roman"/>
           <w:sz w:val="24"/>
+          <w:szCs w:val="24"/>
         </w:rPr>
         <w:t xml:space="preserve"> </w:t>
       </w:r>
@@ -5315,6 +5372,7 @@
           <w:rFonts w:ascii="Times New Roman" w:hAnsi="Times New Roman"/>
           <w:color w:val="333333"/>
           <w:sz w:val="24"/>
+          <w:szCs w:val="24"/>
         </w:rPr>
         <w:t>Світи́ся, світи́ся, нови́й Єрусали́ме,* сла́ва бо Госпо́дня на то</w:t>
       </w:r>
@@ -5323,6 +5381,7 @@
           <w:rFonts w:ascii="Times New Roman" w:hAnsi="Times New Roman"/>
           <w:color w:val="000000"/>
           <w:sz w:val="24"/>
+          <w:szCs w:val="24"/>
         </w:rPr>
         <w:t>́</w:t>
       </w:r>
@@ -5331,6 +5390,7 @@
           <w:rFonts w:ascii="Times New Roman" w:hAnsi="Times New Roman"/>
           <w:color w:val="333333"/>
           <w:sz w:val="24"/>
+          <w:szCs w:val="24"/>
         </w:rPr>
         <w:t>бі возсія́ла!* Раді́й ни</w:t>
       </w:r>
@@ -5339,6 +5399,7 @@
           <w:rFonts w:ascii="Times New Roman" w:hAnsi="Times New Roman"/>
           <w:color w:val="000000"/>
           <w:sz w:val="24"/>
+          <w:szCs w:val="24"/>
         </w:rPr>
         <w:t>́</w:t>
       </w:r>
@@ -5347,6 +5408,7 @@
           <w:rFonts w:ascii="Times New Roman" w:hAnsi="Times New Roman"/>
           <w:color w:val="333333"/>
           <w:sz w:val="24"/>
+          <w:szCs w:val="24"/>
         </w:rPr>
         <w:t>ні й весели́ся, Сіо́не.* А ти, чи́ста Богоро́дице, втіша́йся воскресі́нням Си́на свого́.</w:t>
       </w:r>
@@ -5362,6 +5424,7 @@
           <w:i/>
           <w:color w:val="FF0000"/>
           <w:sz w:val="24"/>
+          <w:szCs w:val="24"/>
         </w:rPr>
         <w:t>Священник:</w:t>
       </w:r>
@@ -5370,13 +5433,15 @@
           <w:rFonts w:ascii="Times New Roman" w:hAnsi="Times New Roman"/>
           <w:color w:val="FF0000"/>
           <w:sz w:val="24"/>
-        </w:rPr>
-        <w:t xml:space="preserve"> </w:t>
-      </w:r>
-      <w:r>
-        <w:rPr>
-          <w:rFonts w:ascii="Times New Roman" w:hAnsi="Times New Roman"/>
-          <w:sz w:val="24"/>
+          <w:szCs w:val="24"/>
+        </w:rPr>
+        <w:t xml:space="preserve"> </w:t>
+      </w:r>
+      <w:r>
+        <w:rPr>
+          <w:rFonts w:ascii="Times New Roman" w:hAnsi="Times New Roman"/>
+          <w:sz w:val="24"/>
+          <w:szCs w:val="24"/>
         </w:rPr>
         <w:t>Слава тобі, Христе Боже, уповання наше, слава тобі!</w:t>
       </w:r>
@@ -6957,6 +7022,7 @@
         <w:rPr>
           <w:rFonts w:ascii="Times New Roman" w:hAnsi="Times New Roman"/>
           <w:sz w:val="24"/>
+          <w:szCs w:val="24"/>
         </w:rPr>
         <w:t>Заступи, спаси, помилуй і охорони нас, Боже, Твоєю благодаттю</w:t>
       </w:r>
@@ -7067,6 +7133,7 @@
           <w:i/>
           <w:color w:val="FF4400"/>
           <w:sz w:val="24"/>
+          <w:szCs w:val="24"/>
         </w:rPr>
         <w:t>Священник:</w:t>
       </w:r>
@@ -7074,6 +7141,7 @@
         <w:rPr>
           <w:rFonts w:ascii="Times New Roman" w:hAnsi="Times New Roman"/>
           <w:sz w:val="24"/>
+          <w:szCs w:val="24"/>
         </w:rPr>
         <w:t xml:space="preserve"> Бо Тобі належить усяка слава, честь і поклоніння, Отцю, і Сину, і Святому Духові, нині, і повсякчас, і на віки віків.</w:t>
       </w:r>
@@ -7777,6 +7845,7 @@
         <w:rPr>
           <w:rFonts w:ascii="Times New Roman" w:hAnsi="Times New Roman"/>
           <w:sz w:val="24"/>
+          <w:szCs w:val="24"/>
         </w:rPr>
         <w:t>Заступи, спаси, помилуй і охорони нас, Боже, Твоєю благодаттю</w:t>
       </w:r>
@@ -8978,6 +9047,7 @@
         <w:rPr>
           <w:rFonts w:ascii="Times New Roman" w:hAnsi="Times New Roman"/>
           <w:sz w:val="24"/>
+          <w:szCs w:val="24"/>
         </w:rPr>
         <w:t>Заступи, спаси, помилуй і охорони нас, Боже, Твоєю благодаттю</w:t>
       </w:r>
@@ -10618,6 +10688,7 @@
         <w:rPr>
           <w:rFonts w:ascii="Times New Roman" w:hAnsi="Times New Roman"/>
           <w:sz w:val="24"/>
+          <w:szCs w:val="24"/>
         </w:rPr>
         <w:t>Заступи, спаси, помилуй і охорони нас, Боже, Твоєю благодаттю</w:t>
       </w:r>
@@ -12547,6 +12618,7 @@
           <w:i/>
           <w:color w:val="FF4400"/>
           <w:sz w:val="24"/>
+          <w:szCs w:val="24"/>
         </w:rPr>
         <w:t xml:space="preserve">Священник: </w:t>
       </w:r>
@@ -12554,6 +12626,7 @@
         <w:rPr>
           <w:rFonts w:ascii="Times New Roman" w:hAnsi="Times New Roman"/>
           <w:sz w:val="24"/>
+          <w:szCs w:val="24"/>
         </w:rPr>
         <w:t>Бо милостивий і людинолюбний Бог єси, і Тобі славу возсилаємо, Отцю, і Сину, і Святому Духові, нині, і повсякчас, і на віки віків.</w:t>
       </w:r>
@@ -12686,6 +12759,7 @@
         <w:rPr>
           <w:rFonts w:ascii="Times New Roman" w:hAnsi="Times New Roman"/>
           <w:sz w:val="24"/>
+          <w:szCs w:val="24"/>
         </w:rPr>
         <w:t>Заступи, спаси, помилуй і охорони нас, Боже, Твоєю благодаттю</w:t>
       </w:r>
@@ -13191,6 +13265,7 @@
           <w:i/>
           <w:color w:val="FF0000"/>
           <w:sz w:val="24"/>
+          <w:szCs w:val="24"/>
         </w:rPr>
         <w:t>Священник:</w:t>
       </w:r>
@@ -13199,14 +13274,16 @@
           <w:rFonts w:ascii="Times New Roman" w:hAnsi="Times New Roman"/>
           <w:color w:val="FF0000"/>
           <w:sz w:val="24"/>
-        </w:rPr>
-        <w:t xml:space="preserve"> </w:t>
-      </w:r>
-      <w:r>
-        <w:rPr>
-          <w:rFonts w:ascii="Times New Roman" w:hAnsi="Times New Roman"/>
-          <w:color w:val="000000"/>
-          <w:sz w:val="24"/>
+          <w:szCs w:val="24"/>
+        </w:rPr>
+        <w:t xml:space="preserve"> </w:t>
+      </w:r>
+      <w:r>
+        <w:rPr>
+          <w:rFonts w:ascii="Times New Roman" w:hAnsi="Times New Roman"/>
+          <w:color w:val="000000"/>
+          <w:sz w:val="24"/>
+          <w:szCs w:val="24"/>
         </w:rPr>
         <w:t>Бо Ти – Бог милости, ласк і людинолюбности, і Тобі славу віддаємо, Отцю, і Сину, і Святому Духові, нині, і повсякчас, і на віки віків.</w:t>
       </w:r>
@@ -13421,6 +13498,7 @@
           <w:i/>
           <w:color w:val="FF4400"/>
           <w:sz w:val="24"/>
+          <w:szCs w:val="24"/>
         </w:rPr>
         <w:t xml:space="preserve">Священник: </w:t>
       </w:r>
@@ -13429,6 +13507,7 @@
           <w:rFonts w:ascii="Times New Roman" w:hAnsi="Times New Roman"/>
           <w:color w:val="000000"/>
           <w:sz w:val="24"/>
+          <w:szCs w:val="24"/>
         </w:rPr>
         <w:t>Бо до Тебе належить милувати і спасати нас, Боже наш, і Тобі славу віддаємо, Отцю, і Сину, і Святому Духові, нині, і повсякчас, і на віки віків.</w:t>
       </w:r>
@@ -13510,6 +13589,39 @@
     </w:p>
     <w:p>
       <w:pPr>
+        <w:widowControl w:val="0"/>
+        <w:spacing w:after="120"/>
+        <w:jc w:val="both"/>
+        <w:rPr>
+          <w:rFonts w:ascii="Times New Roman" w:hAnsi="Times New Roman"/>
+          <w:b/>
+          <w:i/>
+          <w:color w:val="FF0000"/>
+          <w:sz w:val="24"/>
+          <w:szCs w:val="24"/>
+        </w:rPr>
+      </w:pPr>
+      <w:r>
+        <w:rPr>
+          <w:rFonts w:ascii="Times New Roman" w:hAnsi="Times New Roman"/>
+          <w:i/>
+          <w:color w:val="FF0000"/>
+          <w:sz w:val="24"/>
+          <w:szCs w:val="24"/>
+        </w:rPr>
+        <w:t xml:space="preserve">Диякон: </w:t>
+      </w:r>
+      <w:r>
+        <w:rPr>
+          <w:rFonts w:ascii="Times New Roman" w:hAnsi="Times New Roman"/>
+          <w:sz w:val="24"/>
+          <w:szCs w:val="24"/>
+        </w:rPr>
+        <w:t>Премудрість.</w:t>
+      </w:r>
+    </w:p>
+    <w:p>
+      <w:pPr>
         <w:spacing w:after="120"/>
         <w:jc w:val="both"/>
         <w:rPr>
@@ -13670,6 +13782,7 @@
           <w:i/>
           <w:color w:val="FF0000"/>
           <w:sz w:val="24"/>
+          <w:szCs w:val="24"/>
         </w:rPr>
         <w:t>Вірні:</w:t>
       </w:r>
@@ -13677,6 +13790,7 @@
         <w:rPr>
           <w:rFonts w:ascii="Times New Roman" w:hAnsi="Times New Roman"/>
           <w:sz w:val="24"/>
+          <w:szCs w:val="24"/>
         </w:rPr>
         <w:t xml:space="preserve"> </w:t>
       </w:r>
@@ -13685,6 +13799,7 @@
           <w:rFonts w:ascii="Times New Roman" w:hAnsi="Times New Roman"/>
           <w:color w:val="333333"/>
           <w:sz w:val="24"/>
+          <w:szCs w:val="24"/>
         </w:rPr>
         <w:t>Світи́ся, світи́ся, нови́й Єрусали́ме,* сла́ва бо Госпо́дня на то</w:t>
       </w:r>
@@ -13693,6 +13808,7 @@
           <w:rFonts w:ascii="Times New Roman" w:hAnsi="Times New Roman"/>
           <w:color w:val="000000"/>
           <w:sz w:val="24"/>
+          <w:szCs w:val="24"/>
         </w:rPr>
         <w:t>́</w:t>
       </w:r>
@@ -13701,6 +13817,7 @@
           <w:rFonts w:ascii="Times New Roman" w:hAnsi="Times New Roman"/>
           <w:color w:val="333333"/>
           <w:sz w:val="24"/>
+          <w:szCs w:val="24"/>
         </w:rPr>
         <w:t>бі возсія́ла!* Раді́й ни</w:t>
       </w:r>
@@ -13709,6 +13826,7 @@
           <w:rFonts w:ascii="Times New Roman" w:hAnsi="Times New Roman"/>
           <w:color w:val="000000"/>
           <w:sz w:val="24"/>
+          <w:szCs w:val="24"/>
         </w:rPr>
         <w:t>́</w:t>
       </w:r>
@@ -13717,6 +13835,7 @@
           <w:rFonts w:ascii="Times New Roman" w:hAnsi="Times New Roman"/>
           <w:color w:val="333333"/>
           <w:sz w:val="24"/>
+          <w:szCs w:val="24"/>
         </w:rPr>
         <w:t>ні й весели́ся, Сіо́не.* А ти, чи́ста Богоро́дице, втіша́йся воскресі́нням Си́на свого́.</w:t>
       </w:r>
@@ -13732,6 +13851,7 @@
           <w:i/>
           <w:color w:val="FF0000"/>
           <w:sz w:val="24"/>
+          <w:szCs w:val="24"/>
         </w:rPr>
         <w:t>Священник:</w:t>
       </w:r>
@@ -13740,13 +13860,15 @@
           <w:rFonts w:ascii="Times New Roman" w:hAnsi="Times New Roman"/>
           <w:color w:val="FF0000"/>
           <w:sz w:val="24"/>
-        </w:rPr>
-        <w:t xml:space="preserve"> </w:t>
-      </w:r>
-      <w:r>
-        <w:rPr>
-          <w:rFonts w:ascii="Times New Roman" w:hAnsi="Times New Roman"/>
-          <w:sz w:val="24"/>
+          <w:szCs w:val="24"/>
+        </w:rPr>
+        <w:t xml:space="preserve"> </w:t>
+      </w:r>
+      <w:r>
+        <w:rPr>
+          <w:rFonts w:ascii="Times New Roman" w:hAnsi="Times New Roman"/>
+          <w:sz w:val="24"/>
+          <w:szCs w:val="24"/>
         </w:rPr>
         <w:t>Слава тобі, Христе Боже, уповання наше, слава тобі!</w:t>
       </w:r>
@@ -14475,6 +14597,7 @@
     <w:rPr>
       <w:rFonts w:eastAsia="Times New Roman" w:cs="Times New Roman"/>
       <w:sz w:val="36"/>
+      <w:szCs w:val="36"/>
     </w:rPr>
   </w:style>
   <w:style w:type="paragraph" w:styleId="Heading1">
@@ -14801,6 +14924,8 @@
     </w:pPr>
     <w:rPr>
       <w:rFonts w:ascii="Times New Roman" w:eastAsia="Times New Roman" w:hAnsi="Times New Roman" w:cs="Times New Roman"/>
+      <w:sz w:val="36"/>
+      <w:szCs w:val="36"/>
     </w:rPr>
   </w:style>
   <w:style w:type="paragraph" w:styleId="Subtitle">
@@ -15147,8 +15272,8 @@
 </file>
 
 <file path=customXml/item1.xml><?xml version="1.0" encoding="utf-8"?>
-<go:gDocsCustomXmlDataStorage xmlns:go="http://customooxmlschemas.google.com/" xmlns:r="http://schemas.openxmlformats.org/officeDocument/2006/relationships" uri="GoogleDocsCustomDataVersion1">
-  <go:docsCustomData xmlns:go="http://customooxmlschemas.google.com/" roundtripDataSignature="AMtx7mjDotpmVaxXOjKf1ChB1x33FW5yHA==">AMUW2mXLPTTjzcK/D6j5KMQqzj2puPhtLxwWbsBQaQLuOOs1BWYPUoXGLTbreaUWpuebTiacw7nucb0JIVUhW2cbw6mjCxwHHt7kBpfCa4PA8mcmRjocY+gr94rXo1A8PmcgQB+ZGO8VgVpMQJB4hgTi1srYP+br632XnVLrH/PAf5tCR3Ms0XwQ2OQZFEcEQTKL30oTZpjtVHYGyibBMk8oJnag3sC4pRPdG3JqCnEcdva5YAsCYqGeswIYvH7uQI3Y3tNv7cf7oRA6VjWdRGKnoBoenqhcBl7QZUGzL9/1qqsLz6LoXHBxfR2ZpKoznmQS/HSrvqJSZzbFEbSiwOs+7wVZO959+A==</go:docsCustomData>
+<go:gDocsCustomXmlDataStorage xmlns:go="http://customooxmlschemas.google.com/" xmlns:r="http://schemas.openxmlformats.org/officeDocument/2006/relationships" uri="GoogleDocsCustomDataVersion2">
+  <go:docsCustomData xmlns:go="http://customooxmlschemas.google.com/" roundtripDataSignature="AMtx7mi6v9P6IXLMzyPvGnWG/TU7aWkRcw==">CgMxLjAaLgoBMBIpCicIB0IjCg9UaW1lcyBOZXcgUm9tYW4SEEFyaWFsIFVuaWNvZGUgTVMaLgoBMRIpCicIB0IjCg9UaW1lcyBOZXcgUm9tYW4SEEFyaWFsIFVuaWNvZGUgTVMaJQoBMhIgCh4IB0IaCg9UaW1lcyBOZXcgUm9tYW4SB0d1bmdzdWgyCGguZ2pkZ3hzOAByITFCak9SYkpUeEVLMzRxQ2NKNWVkYWRfamNwR2RTay1TXw==</go:docsCustomData>
 </go:gDocsCustomXmlDataStorage>
 </file>
 
